--- a/testakten/arbeitsrecht-kuendigungsdrama-koerber-werk/06_hinschg_anzeige_mai_2024.docx
+++ b/testakten/arbeitsrecht-kuendigungsdrama-koerber-werk/06_hinschg_anzeige_mai_2024.docx
@@ -5,56 +5,76 @@
     <w:p>
       <w:pPr>
         <w:pStyle w:val="Heading1"/>
+        <w:spacing w:after="160" w:line="259" w:lineRule="auto"/>
       </w:pPr>
       <w:r>
         <w:rPr>
           <w:rFonts w:ascii="Times New Roman" w:hAnsi="Times New Roman"/>
+          <w:b/>
+          <w:sz w:val="28"/>
         </w:rPr>
         <w:t>HinSchG-Hinweis vom 12.05.2024 — Dokumentation und Reidentifizierungsindizien</w:t>
       </w:r>
     </w:p>
     <w:p>
       <w:pPr>
+        <w:spacing w:line="259" w:lineRule="auto" w:after="60"/>
         <w:jc w:val="left"/>
       </w:pPr>
       <w:r>
         <w:t>Internes Aktenstück. Vertraulich. Enthält möglicherweise sensible Sachverhaltselemente zur Hinweisgebermeldung von Dr. Körber.</w:t>
       </w:r>
     </w:p>
-    <w:p/>
+    <w:p>
+      <w:pPr>
+        <w:spacing w:line="259" w:lineRule="auto" w:after="60"/>
+      </w:pPr>
+    </w:p>
     <w:p>
       <w:pPr>
         <w:pStyle w:val="Heading2"/>
+        <w:spacing w:before="120" w:after="60" w:line="259" w:lineRule="auto"/>
       </w:pPr>
       <w:r>
         <w:rPr>
           <w:rFonts w:ascii="Times New Roman" w:hAnsi="Times New Roman"/>
+          <w:b/>
+          <w:sz w:val="22"/>
         </w:rPr>
         <w:t>1. Kontext</w:t>
       </w:r>
     </w:p>
     <w:p>
       <w:pPr>
+        <w:spacing w:line="259" w:lineRule="auto" w:after="60"/>
         <w:jc w:val="left"/>
       </w:pPr>
       <w:r>
         <w:t>EthicsHub GmbH ist ein externer Anbieter von Hinweisgebersystemen mit Sitz in Hamburg, der die Steinhoff Präzisionsguss SE seit Einführung des HinSchG (Inkrafttreten 02.07.2023) mit einer anonymen Meldemöglichkeit versorgt. Körber hatte über den internen Kanal von EthicsHub eine anonyme Meldung abgesetzt. Zugang über das Intranet-Portal der Steinhoff SE unter https://steinhoff-hinweis.ethicshub.de (intern bekannt).</w:t>
       </w:r>
     </w:p>
-    <w:p/>
+    <w:p>
+      <w:pPr>
+        <w:spacing w:line="259" w:lineRule="auto" w:after="60"/>
+      </w:pPr>
+    </w:p>
     <w:p>
       <w:pPr>
         <w:pStyle w:val="Heading2"/>
+        <w:spacing w:before="120" w:after="60" w:line="259" w:lineRule="auto"/>
       </w:pPr>
       <w:r>
         <w:rPr>
           <w:rFonts w:ascii="Times New Roman" w:hAnsi="Times New Roman"/>
+          <w:b/>
+          <w:sz w:val="22"/>
         </w:rPr>
         <w:t>2. Wortlaut des anonymen Hinweises (rekonstruiert aus Körbers Notizen)</w:t>
       </w:r>
     </w:p>
     <w:p>
       <w:pPr>
+        <w:spacing w:line="259" w:lineRule="auto" w:after="60"/>
         <w:jc w:val="left"/>
       </w:pPr>
       <w:r>
@@ -64,9 +84,14 @@
         <w:t>[Die folgende Version entspricht dem Wortlaut, den Körber am 12.05.2024 verfasste. Sie hat handschriftliche Notizen übergeben, aus denen die Formulierungen rekonstruiert wurden.]</w:t>
       </w:r>
     </w:p>
-    <w:p/>
     <w:p>
       <w:pPr>
+        <w:spacing w:line="259" w:lineRule="auto" w:after="60"/>
+      </w:pPr>
+    </w:p>
+    <w:p>
+      <w:pPr>
+        <w:spacing w:line="259" w:lineRule="auto" w:after="60"/>
         <w:jc w:val="left"/>
       </w:pPr>
       <w:r>
@@ -78,6 +103,7 @@
     </w:p>
     <w:p>
       <w:pPr>
+        <w:spacing w:line="259" w:lineRule="auto" w:after="60"/>
         <w:jc w:val="left"/>
       </w:pPr>
       <w:r>
@@ -89,6 +115,7 @@
     </w:p>
     <w:p>
       <w:pPr>
+        <w:spacing w:line="259" w:lineRule="auto" w:after="60"/>
         <w:jc w:val="left"/>
       </w:pPr>
       <w:r>
@@ -100,6 +127,7 @@
     </w:p>
     <w:p>
       <w:pPr>
+        <w:spacing w:line="259" w:lineRule="auto" w:after="60"/>
         <w:jc w:val="left"/>
       </w:pPr>
       <w:r>
@@ -108,6 +136,7 @@
     </w:p>
     <w:p>
       <w:pPr>
+        <w:spacing w:line="259" w:lineRule="auto" w:after="60"/>
         <w:jc w:val="left"/>
       </w:pPr>
       <w:r>
@@ -116,6 +145,7 @@
     </w:p>
     <w:p>
       <w:pPr>
+        <w:spacing w:line="259" w:lineRule="auto" w:after="60"/>
         <w:jc w:val="left"/>
       </w:pPr>
       <w:r>
@@ -124,6 +154,7 @@
     </w:p>
     <w:p>
       <w:pPr>
+        <w:spacing w:line="259" w:lineRule="auto" w:after="60"/>
         <w:jc w:val="left"/>
       </w:pPr>
       <w:r>
@@ -132,6 +163,7 @@
     </w:p>
     <w:p>
       <w:pPr>
+        <w:spacing w:line="259" w:lineRule="auto" w:after="60"/>
         <w:jc w:val="left"/>
       </w:pPr>
       <w:r>
@@ -140,16 +172,22 @@
     </w:p>
     <w:p>
       <w:pPr>
+        <w:spacing w:line="259" w:lineRule="auto" w:after="60"/>
         <w:jc w:val="left"/>
       </w:pPr>
       <w:r>
         <w:t>Ich bitte um eine interne Prüfung dieses Sachverhalts durch einen unabhängigen Dritten.</w:t>
       </w:r>
     </w:p>
-    <w:p/>
+    <w:p>
+      <w:pPr>
+        <w:spacing w:line="259" w:lineRule="auto" w:after="60"/>
+      </w:pPr>
+    </w:p>
     <w:p>
       <w:pPr>
         <w:pStyle w:val="Heading2"/>
+        <w:spacing w:line="259" w:lineRule="auto" w:after="60"/>
       </w:pPr>
       <w:r>
         <w:rPr>
@@ -160,6 +198,7 @@
     </w:p>
     <w:p>
       <w:pPr>
+        <w:spacing w:line="259" w:lineRule="auto" w:after="60"/>
         <w:ind w:left="567"/>
       </w:pPr>
       <w:r>
@@ -171,6 +210,7 @@
     </w:p>
     <w:p>
       <w:pPr>
+        <w:spacing w:line="259" w:lineRule="auto" w:after="60"/>
         <w:ind w:left="567"/>
       </w:pPr>
       <w:r>
@@ -208,6 +248,7 @@
     </w:p>
     <w:p>
       <w:pPr>
+        <w:spacing w:line="259" w:lineRule="auto" w:after="60"/>
         <w:ind w:left="567"/>
       </w:pPr>
       <w:r>
@@ -219,6 +260,7 @@
     </w:p>
     <w:p>
       <w:pPr>
+        <w:spacing w:line="259" w:lineRule="auto" w:after="60"/>
         <w:ind w:left="567"/>
       </w:pPr>
       <w:r>
@@ -230,6 +272,7 @@
     </w:p>
     <w:p>
       <w:pPr>
+        <w:spacing w:line="259" w:lineRule="auto" w:after="60"/>
         <w:ind w:left="567"/>
       </w:pPr>
       <w:r>
@@ -241,6 +284,7 @@
     </w:p>
     <w:p>
       <w:pPr>
+        <w:spacing w:line="259" w:lineRule="auto" w:after="60"/>
         <w:ind w:left="567"/>
       </w:pPr>
       <w:r>
@@ -250,10 +294,15 @@
         <w:t>EthicsHub GmbH, Hamburg</w:t>
       </w:r>
     </w:p>
-    <w:p/>
+    <w:p>
+      <w:pPr>
+        <w:spacing w:line="259" w:lineRule="auto" w:after="60"/>
+      </w:pPr>
+    </w:p>
     <w:p>
       <w:pPr>
         <w:pStyle w:val="Heading2"/>
+        <w:spacing w:line="259" w:lineRule="auto" w:after="60"/>
       </w:pPr>
       <w:r>
         <w:rPr>
@@ -264,6 +313,7 @@
     </w:p>
     <w:p>
       <w:pPr>
+        <w:spacing w:line="259" w:lineRule="auto" w:after="60"/>
         <w:jc w:val="left"/>
       </w:pPr>
       <w:r>
@@ -272,6 +322,7 @@
     </w:p>
     <w:p>
       <w:pPr>
+        <w:spacing w:line="259" w:lineRule="auto" w:after="60"/>
         <w:jc w:val="left"/>
       </w:pPr>
       <w:r>
@@ -283,6 +334,7 @@
     </w:p>
     <w:p>
       <w:pPr>
+        <w:spacing w:line="259" w:lineRule="auto" w:after="60"/>
         <w:jc w:val="left"/>
       </w:pPr>
       <w:r>
@@ -291,6 +343,7 @@
     </w:p>
     <w:p>
       <w:pPr>
+        <w:spacing w:line="259" w:lineRule="auto" w:after="60"/>
         <w:jc w:val="left"/>
       </w:pPr>
       <w:r>
@@ -302,6 +355,7 @@
     </w:p>
     <w:p>
       <w:pPr>
+        <w:spacing w:line="259" w:lineRule="auto" w:after="60"/>
         <w:jc w:val="left"/>
       </w:pPr>
       <w:r>
@@ -310,6 +364,7 @@
     </w:p>
     <w:p>
       <w:pPr>
+        <w:spacing w:line="259" w:lineRule="auto" w:after="60"/>
         <w:jc w:val="left"/>
       </w:pPr>
       <w:r>
@@ -321,6 +376,7 @@
     </w:p>
     <w:p>
       <w:pPr>
+        <w:spacing w:line="259" w:lineRule="auto" w:after="60"/>
         <w:jc w:val="left"/>
       </w:pPr>
       <w:r>
@@ -329,6 +385,7 @@
     </w:p>
     <w:p>
       <w:pPr>
+        <w:spacing w:line="259" w:lineRule="auto" w:after="60"/>
         <w:jc w:val="left"/>
       </w:pPr>
       <w:r>
@@ -340,16 +397,22 @@
     </w:p>
     <w:p>
       <w:pPr>
+        <w:spacing w:line="259" w:lineRule="auto" w:after="60"/>
         <w:jc w:val="left"/>
       </w:pPr>
       <w:r>
         <w:t>Branitz fragte Körber im Flurgespräch ca. 03.07.2024 beiläufig, ob sie „sich auch manchmal bei EthicsHub einlogge" — eine merkwürdige Formulierung, da Meldepflichtige üblicherweise nicht aktiv eingeloggt sind; der Kanal ist anonym und einmalig.</w:t>
       </w:r>
     </w:p>
-    <w:p/>
+    <w:p>
+      <w:pPr>
+        <w:spacing w:line="259" w:lineRule="auto" w:after="60"/>
+      </w:pPr>
+    </w:p>
     <w:p>
       <w:pPr>
         <w:pStyle w:val="Heading2"/>
+        <w:spacing w:line="259" w:lineRule="auto" w:after="60"/>
       </w:pPr>
       <w:r>
         <w:rPr>
@@ -360,6 +423,7 @@
     </w:p>
     <w:p>
       <w:pPr>
+        <w:spacing w:line="259" w:lineRule="auto" w:after="60"/>
         <w:jc w:val="left"/>
       </w:pPr>
       <w:r>
@@ -368,6 +432,7 @@
     </w:p>
     <w:p>
       <w:pPr>
+        <w:spacing w:line="259" w:lineRule="auto" w:after="60"/>
         <w:jc w:val="left"/>
       </w:pPr>
       <w:r>
@@ -376,6 +441,7 @@
     </w:p>
     <w:p>
       <w:pPr>
+        <w:spacing w:line="259" w:lineRule="auto" w:after="60"/>
         <w:jc w:val="left"/>
       </w:pPr>
       <w:r>
@@ -384,6 +450,7 @@
     </w:p>
     <w:p>
       <w:pPr>
+        <w:spacing w:line="259" w:lineRule="auto" w:after="60"/>
         <w:jc w:val="left"/>
       </w:pPr>
       <w:r>
@@ -394,13 +461,58 @@
       </w:r>
     </w:p>
     <w:sectPr>
+      <w:headerReference w:type="default" r:id="rId9"/>
+      <w:footerReference w:type="default" r:id="rId10"/>
       <w:pgSz w:w="11906" w:h="16838"/>
-      <w:pgMar w:top="1417" w:right="1417" w:bottom="1417" w:left="1417" w:header="720" w:footer="720" w:gutter="0"/>
+      <w:pgMar w:top="1191" w:right="1247" w:bottom="1134" w:left="1361" w:header="720" w:footer="720" w:gutter="0"/>
       <w:cols w:space="720"/>
       <w:docGrid w:linePitch="360"/>
     </w:sectPr>
   </w:body>
 </w:document>
+</file>
+
+<file path=word/footer1.xml><?xml version="1.0" encoding="utf-8"?>
+<w:ftr xmlns:m="http://schemas.openxmlformats.org/officeDocument/2006/math" xmlns:mc="http://schemas.openxmlformats.org/markup-compatibility/2006" xmlns:mo="http://schemas.microsoft.com/office/mac/office/2008/main" xmlns:mv="urn:schemas-microsoft-com:mac:vml" xmlns:o="urn:schemas-microsoft-com:office:office" xmlns:r="http://schemas.openxmlformats.org/officeDocument/2006/relationships" xmlns:v="urn:schemas-microsoft-com:vml" xmlns:w10="urn:schemas-microsoft-com:office:word" xmlns:w14="http://schemas.microsoft.com/office/word/2010/wordml" xmlns:w="http://schemas.openxmlformats.org/wordprocessingml/2006/main" xmlns:wne="http://schemas.microsoft.com/office/word/2006/wordml" xmlns:wp14="http://schemas.microsoft.com/office/word/2010/wordprocessingDrawing" xmlns:wp="http://schemas.openxmlformats.org/drawingml/2006/wordprocessingDrawing" xmlns:wpc="http://schemas.microsoft.com/office/word/2010/wordprocessingCanvas" xmlns:wpg="http://schemas.microsoft.com/office/word/2010/wordprocessingGroup" xmlns:wpi="http://schemas.microsoft.com/office/word/2010/wordprocessingInk" xmlns:wps="http://schemas.microsoft.com/office/word/2010/wordprocessingShape" mc:Ignorable="w14 wp14">
+  <w:p>
+    <w:pPr>
+      <w:pStyle w:val="Footer"/>
+      <w:jc w:val="left"/>
+    </w:pPr>
+    <w:r/>
+    <w:r>
+      <w:rPr>
+        <w:rFonts w:ascii="Times New Roman" w:hAnsi="Times New Roman"/>
+        <w:b w:val="0"/>
+        <w:color w:val="777777"/>
+        <w:sz w:val="17"/>
+      </w:rPr>
+      <w:t>Vertraulich | Bearbeitungsstand Juli 2026 | nur zur Aktenbearbeitung</w:t>
+    </w:r>
+  </w:p>
+</w:ftr>
+</file>
+
+<file path=word/header1.xml><?xml version="1.0" encoding="utf-8"?>
+<w:hdr xmlns:m="http://schemas.openxmlformats.org/officeDocument/2006/math" xmlns:mc="http://schemas.openxmlformats.org/markup-compatibility/2006" xmlns:mo="http://schemas.microsoft.com/office/mac/office/2008/main" xmlns:mv="urn:schemas-microsoft-com:mac:vml" xmlns:o="urn:schemas-microsoft-com:office:office" xmlns:r="http://schemas.openxmlformats.org/officeDocument/2006/relationships" xmlns:v="urn:schemas-microsoft-com:vml" xmlns:w10="urn:schemas-microsoft-com:office:word" xmlns:w14="http://schemas.microsoft.com/office/word/2010/wordml" xmlns:w="http://schemas.openxmlformats.org/wordprocessingml/2006/main" xmlns:wne="http://schemas.microsoft.com/office/word/2006/wordml" xmlns:wp14="http://schemas.microsoft.com/office/word/2010/wordprocessingDrawing" xmlns:wp="http://schemas.openxmlformats.org/drawingml/2006/wordprocessingDrawing" xmlns:wpc="http://schemas.microsoft.com/office/word/2010/wordprocessingCanvas" xmlns:wpg="http://schemas.microsoft.com/office/word/2010/wordprocessingGroup" xmlns:wpi="http://schemas.microsoft.com/office/word/2010/wordprocessingInk" xmlns:wps="http://schemas.microsoft.com/office/word/2010/wordprocessingShape" mc:Ignorable="w14 wp14">
+  <w:p>
+    <w:pPr>
+      <w:pStyle w:val="Header"/>
+      <w:jc w:val="left"/>
+    </w:pPr>
+    <w:r/>
+    <w:r>
+      <w:rPr>
+        <w:rFonts w:ascii="Times New Roman" w:hAnsi="Times New Roman"/>
+        <w:b w:val="0"/>
+        <w:i w:val="0"/>
+        <w:color w:val="666666"/>
+        <w:sz w:val="17"/>
+      </w:rPr>
+      <w:t>Klotzkette Rechtsanwaltsgesellschaft mbH | Arbeitsrechtliche Mandatsakte | Bearbeitungsstand Juli 2026</w:t>
+    </w:r>
+  </w:p>
+</w:hdr>
 </file>
 
 <file path=word/numbering.xml><?xml version="1.0" encoding="utf-8"?>
@@ -1117,11 +1229,12 @@
       <w:contextualSpacing/>
     </w:pPr>
     <w:rPr>
-      <w:rFonts w:asciiTheme="majorHAnsi" w:eastAsiaTheme="majorEastAsia" w:hAnsiTheme="majorHAnsi" w:cstheme="majorBidi"/>
+      <w:rFonts w:asciiTheme="majorHAnsi" w:eastAsiaTheme="majorEastAsia" w:hAnsiTheme="majorHAnsi" w:cstheme="majorBidi" w:ascii="Times New Roman" w:hAnsi="Times New Roman"/>
+      <w:b/>
       <w:color w:val="17365D" w:themeColor="text2" w:themeShade="BF"/>
       <w:spacing w:val="5"/>
       <w:kern w:val="28"/>
-      <w:sz w:val="52"/>
+      <w:sz w:val="30"/>
       <w:szCs w:val="52"/>
     </w:rPr>
   </w:style>
